--- a/PROJECT-DOCUMENTATION.docx
+++ b/PROJECT-DOCUMENTATION.docx
@@ -15,12 +15,28 @@
         <w:pStyle w:val="Heading1"/>
       </w:pPr>
       <w:r>
-        <w:t>UDK — Prototyping II Game Level</w:t>
+        <w:t>UDK — Project Documentation</w:t>
       </w:r>
     </w:p>
     <w:p>
       <w:r>
-        <w:t>A single Unreal Development Kit (UDK / Unreal Engine 3) map file committed for a college "Prototyping II" course (Team 3, June 2013).</w:t>
+        <w:t xml:space="preserve">One Unreal Development Kit (UDK / Unreal Engine 3) map file, </w:t>
+      </w:r>
+      <w:r>
+        <w:rPr>
+          <w:rFonts w:ascii="Consolas" w:hAnsi="Consolas"/>
+          <w:color w:val="A02020"/>
+          <w:sz w:val="19"/>
+        </w:rPr>
+        <w:t>June_1_Team3_Map.udk</w:t>
+      </w:r>
+      <w:r>
+        <w:t>, kept from a 2013 "Prototyping II" course team project.</w:t>
+      </w:r>
+    </w:p>
+    <w:p>
+      <w:r>
+        <w:t>_Last audited: 2026-10-11 against master @ 098b88e._</w:t>
       </w:r>
     </w:p>
     <w:p>
@@ -33,7 +49,7 @@
     </w:p>
     <w:p>
       <w:r>
-        <w:t>This repository stores one binary game level (</w:t>
+        <w:t xml:space="preserve">This repository stores one binary game level, </w:t>
       </w:r>
       <w:r>
         <w:rPr>
@@ -44,7 +60,7 @@
         <w:t>June_1_Team3_Map.udk</w:t>
       </w:r>
       <w:r>
-        <w:t>) authored in Epic Games' Unreal Development Kit. It appears to be a class deliverable / level-design prototype rather than a software project. The repo exists to version/back up the map file; there is no source code, build pipeline, or runnable application in the repo itself.</w:t>
+        <w:t xml:space="preserve"> (4,121,464 bytes, ~3.9 MiB), saved in the package format of Epic Games' Unreal Development Kit. The README names it "Prototyping II", and the filename points to Team 3 and June 1. The school or institution is not recorded in the repo. It is a class deliverable / level prototype, not a software project. The repo only versions and backs up the map file. There is no source code, build pipeline or runnable application in it.</w:t>
       </w:r>
     </w:p>
     <w:p>
@@ -57,7 +73,13 @@
     </w:p>
     <w:p>
       <w:r>
-        <w:t>Abandoned / archival. Evidence:</w:t>
+        <w:rPr>
+          <w:b/>
+        </w:rPr>
+        <w:t>Archived (read-only on GitHub since 2026-10-10) because it is dormant.</w:t>
+      </w:r>
+      <w:r>
+        <w:t xml:space="preserve"> Evidence:</w:t>
       </w:r>
     </w:p>
     <w:p>
@@ -65,7 +87,29 @@
         <w:pStyle w:val="ListBullet"/>
       </w:pPr>
       <w:r>
-        <w:t>Last and only meaningful activity is from 2013-06-03 (~13 years old as of this audit).</w:t>
+        <w:t>The repo was created and the map committed on 2013-06-03 (</w:t>
+      </w:r>
+      <w:r>
+        <w:rPr>
+          <w:rFonts w:ascii="Consolas" w:hAnsi="Consolas"/>
+          <w:color w:val="A02020"/>
+          <w:sz w:val="19"/>
+        </w:rPr>
+        <w:t>253bbbf</w:t>
+      </w:r>
+      <w:r>
+        <w:t xml:space="preserve"> Initial commit added the README; </w:t>
+      </w:r>
+      <w:r>
+        <w:rPr>
+          <w:rFonts w:ascii="Consolas" w:hAnsi="Consolas"/>
+          <w:color w:val="A02020"/>
+          <w:sz w:val="19"/>
+        </w:rPr>
+        <w:t>dcaac9a</w:t>
+      </w:r>
+      <w:r>
+        <w:t xml:space="preserve"> Added map to repo) and has not changed since.</w:t>
       </w:r>
     </w:p>
     <w:p>
@@ -73,7 +117,7 @@
         <w:pStyle w:val="ListBullet"/>
       </w:pPr>
       <w:r>
-        <w:t xml:space="preserve">Only 2 commits total: </w:t>
+        <w:t xml:space="preserve">The only later commit is </w:t>
       </w:r>
       <w:r>
         <w:rPr>
@@ -81,21 +125,10 @@
           <w:color w:val="A02020"/>
           <w:sz w:val="19"/>
         </w:rPr>
-        <w:t>253bbbf Initial commit</w:t>
+        <w:t>098b88e</w:t>
       </w:r>
       <w:r>
-        <w:t xml:space="preserve"> and </w:t>
-      </w:r>
-      <w:r>
-        <w:rPr>
-          <w:rFonts w:ascii="Consolas" w:hAnsi="Consolas"/>
-          <w:color w:val="A02020"/>
-          <w:sz w:val="19"/>
-        </w:rPr>
-        <w:t>dcaac9a Added map to repo</w:t>
-      </w:r>
-      <w:r>
-        <w:t>.</w:t>
+        <w:t xml:space="preserve"> (2026-06-27), which added generated documentation. There are 3 commits in total.</w:t>
       </w:r>
     </w:p>
     <w:p>
@@ -103,7 +136,7 @@
         <w:pStyle w:val="ListBullet"/>
       </w:pPr>
       <w:r>
-        <w:t xml:space="preserve">Working tree is clean; nothing unpushed; single </w:t>
+        <w:t>There is a single branch (</w:t>
       </w:r>
       <w:r>
         <w:rPr>
@@ -114,7 +147,7 @@
         <w:t>master</w:t>
       </w:r>
       <w:r>
-        <w:t xml:space="preserve"> branch.</w:t>
+        <w:t>), no tags and no other remote branches.</w:t>
       </w:r>
     </w:p>
     <w:p>
@@ -122,7 +155,7 @@
         <w:pStyle w:val="ListBullet"/>
       </w:pPr>
       <w:r>
-        <w:t>README is a 4-line stub ("UDK" / "Prototyping II"). No further development is implied.</w:t>
+        <w:t>No further development is planned. Because the repo is archived, documentation edits like this one can only be pushed if the repo is unarchived.</w:t>
       </w:r>
     </w:p>
     <w:p>
@@ -144,7 +177,15 @@
         <w:t>Tool:</w:t>
       </w:r>
       <w:r>
-        <w:t xml:space="preserve"> Unreal Development Kit (UDK), the free edition of Unreal Engine 3. The package header reports Unreal Engine package version </w:t>
+        <w:t xml:space="preserve"> Unreal Development Kit (UDK), the free edition of Unreal Engine 3. Package header facts:</w:t>
+      </w:r>
+    </w:p>
+    <w:p>
+      <w:pPr>
+        <w:pStyle w:val="ListBullet2"/>
+      </w:pPr>
+      <w:r>
+        <w:t xml:space="preserve">File (package) version </w:t>
       </w:r>
       <w:r>
         <w:rPr>
@@ -153,7 +194,44 @@
         <w:t>865</w:t>
       </w:r>
       <w:r>
-        <w:t xml:space="preserve">, which corresponds to a 2012–2013-era UDK build (the era matching the 2013 commit). To open/edit/cook the map you need a UDK install of a compatible version; newer Unreal Engine 4/5 cannot open </w:t>
+        <w:t>, licensee version 0</w:t>
+      </w:r>
+    </w:p>
+    <w:p>
+      <w:pPr>
+        <w:pStyle w:val="ListBullet2"/>
+      </w:pPr>
+      <w:r>
+        <w:t>Engine build field 10499</w:t>
+      </w:r>
+    </w:p>
+    <w:p>
+      <w:pPr>
+        <w:pStyle w:val="ListBullet2"/>
+      </w:pPr>
+      <w:r>
+        <w:t>Cooker version 0</w:t>
+      </w:r>
+    </w:p>
+    <w:p>
+      <w:pPr>
+        <w:pStyle w:val="ListBullet2"/>
+      </w:pPr>
+      <w:r>
+        <w:t>No compression</w:t>
+      </w:r>
+    </w:p>
+    <w:p>
+      <w:pPr>
+        <w:pStyle w:val="ListBullet2"/>
+      </w:pPr>
+      <w:r>
+        <w:t>"contains map" package flag set</w:t>
+      </w:r>
+    </w:p>
+    <w:p>
+      <w:r>
+        <w:t xml:space="preserve">  To open the map you need a UDK release that can load package version 865. The commit date points to a roughly 2012–2013 UDK build. The exact UDK release is unverified. Unreal Engine 4/5 cannot open UE3 </w:t>
       </w:r>
       <w:r>
         <w:rPr>
@@ -178,7 +256,7 @@
         <w:t>OS:</w:t>
       </w:r>
       <w:r>
-        <w:t xml:space="preserve"> Windows (UDK is Windows-only).</w:t>
+        <w:t xml:space="preserve"> Windows. The UDK editor is a Windows application.</w:t>
       </w:r>
     </w:p>
     <w:p>
@@ -192,7 +270,7 @@
         <w:t>Hardware:</w:t>
       </w:r>
       <w:r>
-        <w:t xml:space="preserve"> A desktop GPU capable of running the UDK editor; no special hardware otherwise.</w:t>
+        <w:t xml:space="preserve"> a desktop GPU that can run the UDK editor. Nothing else is needed.</w:t>
       </w:r>
     </w:p>
     <w:p>
@@ -206,7 +284,7 @@
         <w:t>Accounts/keys:</w:t>
       </w:r>
       <w:r>
-        <w:t xml:space="preserve"> None required to open the file. (Historically, shipping a UDK title required agreeing to Epic's UDK EULA, but nothing in this repo invokes that.)</w:t>
+        <w:t xml:space="preserve"> none are needed to open the file. Using or shipping anything built with UDK falls under Epic's UDK EULA. Nothing in this repo invokes it.</w:t>
       </w:r>
     </w:p>
     <w:p>
@@ -222,7 +300,7 @@
         <w:pStyle w:val="ListBullet"/>
       </w:pPr>
       <w:r>
-        <w:t xml:space="preserve">No package-manager dependencies (no </w:t>
+        <w:t xml:space="preserve">There are no package-manager or build dependencies. The repo has no </w:t>
       </w:r>
       <w:r>
         <w:rPr>
@@ -288,7 +366,7 @@
         <w:t>CMakeLists.txt</w:t>
       </w:r>
       <w:r>
-        <w:t>, etc.).</w:t>
+        <w:t xml:space="preserve"> or similar files.</w:t>
       </w:r>
     </w:p>
     <w:p>
@@ -296,16 +374,45 @@
         <w:pStyle w:val="ListBullet"/>
       </w:pPr>
       <w:r>
-        <w:t xml:space="preserve">The map references </w:t>
+        <w:t xml:space="preserve">The map's import table references only </w:t>
       </w:r>
       <w:r>
         <w:rPr>
           <w:b/>
         </w:rPr>
-        <w:t>stock UDK engine content</w:t>
+        <w:t>stock UDK packages</w:t>
       </w:r>
       <w:r>
-        <w:t xml:space="preserve"> by name only (e.g. </w:t>
+        <w:t>:</w:t>
+      </w:r>
+    </w:p>
+    <w:p>
+      <w:pPr>
+        <w:pStyle w:val="ListBullet2"/>
+      </w:pPr>
+      <w:r>
+        <w:rPr>
+          <w:rFonts w:ascii="Consolas" w:hAnsi="Consolas"/>
+          <w:color w:val="A02020"/>
+          <w:sz w:val="19"/>
+        </w:rPr>
+        <w:t>Engine</w:t>
+      </w:r>
+    </w:p>
+    <w:p>
+      <w:pPr>
+        <w:pStyle w:val="ListBullet2"/>
+      </w:pPr>
+      <w:r>
+        <w:rPr>
+          <w:rFonts w:ascii="Consolas" w:hAnsi="Consolas"/>
+          <w:color w:val="A02020"/>
+          <w:sz w:val="19"/>
+        </w:rPr>
+        <w:t>EngineMaterials</w:t>
+      </w:r>
+      <w:r>
+        <w:t xml:space="preserve"> (</w:t>
       </w:r>
       <w:r>
         <w:rPr>
@@ -313,7 +420,61 @@
           <w:color w:val="A02020"/>
           <w:sz w:val="19"/>
         </w:rPr>
-        <w:t>EngineMaterials</w:t>
+        <w:t>DefaultMaterial</w:t>
+      </w:r>
+      <w:r>
+        <w:t>)</w:t>
+      </w:r>
+    </w:p>
+    <w:p>
+      <w:pPr>
+        <w:pStyle w:val="ListBullet2"/>
+      </w:pPr>
+      <w:r>
+        <w:rPr>
+          <w:rFonts w:ascii="Consolas" w:hAnsi="Consolas"/>
+          <w:color w:val="A02020"/>
+          <w:sz w:val="19"/>
+        </w:rPr>
+        <w:t>EditorMeshes</w:t>
+      </w:r>
+      <w:r>
+        <w:t xml:space="preserve"> (</w:t>
+      </w:r>
+      <w:r>
+        <w:rPr>
+          <w:rFonts w:ascii="Consolas" w:hAnsi="Consolas"/>
+          <w:color w:val="A02020"/>
+          <w:sz w:val="19"/>
+        </w:rPr>
+        <w:t>TexPropCube</w:t>
+      </w:r>
+      <w:r>
+        <w:t>)</w:t>
+      </w:r>
+    </w:p>
+    <w:p>
+      <w:pPr>
+        <w:pStyle w:val="ListBullet2"/>
+      </w:pPr>
+      <w:r>
+        <w:rPr>
+          <w:rFonts w:ascii="Consolas" w:hAnsi="Consolas"/>
+          <w:color w:val="A02020"/>
+          <w:sz w:val="19"/>
+        </w:rPr>
+        <w:t>Engine_MI_Shaders</w:t>
+      </w:r>
+      <w:r>
+        <w:t xml:space="preserve"> (</w:t>
+      </w:r>
+      <w:r>
+        <w:rPr>
+          <w:rFonts w:ascii="Consolas" w:hAnsi="Consolas"/>
+          <w:color w:val="A02020"/>
+          <w:sz w:val="19"/>
+        </w:rPr>
+        <w:t>M_ES_Phong_Opaque_Master_01</w:t>
       </w:r>
       <w:r>
         <w:t xml:space="preserve">, </w:t>
@@ -324,7 +485,7 @@
           <w:color w:val="A02020"/>
           <w:sz w:val="19"/>
         </w:rPr>
-        <w:t>EditorMeshes</w:t>
+        <w:t>T_Normal</w:t>
       </w:r>
       <w:r>
         <w:t xml:space="preserve">, </w:t>
@@ -335,7 +496,34 @@
           <w:color w:val="A02020"/>
           <w:sz w:val="19"/>
         </w:rPr>
-        <w:t>DefaultMaterial</w:t>
+        <w:t>T_Reflection</w:t>
+      </w:r>
+      <w:r>
+        <w:t>)</w:t>
+      </w:r>
+    </w:p>
+    <w:p>
+      <w:pPr>
+        <w:pStyle w:val="ListBullet2"/>
+      </w:pPr>
+      <w:r>
+        <w:rPr>
+          <w:rFonts w:ascii="Consolas" w:hAnsi="Consolas"/>
+          <w:color w:val="A02020"/>
+          <w:sz w:val="19"/>
+        </w:rPr>
+        <w:t>MapTemplates</w:t>
+      </w:r>
+      <w:r>
+        <w:t xml:space="preserve"> (</w:t>
+      </w:r>
+      <w:r>
+        <w:rPr>
+          <w:rFonts w:ascii="Consolas" w:hAnsi="Consolas"/>
+          <w:color w:val="A02020"/>
+          <w:sz w:val="19"/>
+        </w:rPr>
+        <w:t>SM_Template_Map_Floor</w:t>
       </w:r>
       <w:r>
         <w:t xml:space="preserve">, </w:t>
@@ -346,7 +534,7 @@
           <w:color w:val="A02020"/>
           <w:sz w:val="19"/>
         </w:rPr>
-        <w:t>Engine_MI_Shaders</w:t>
+        <w:t>Sky.SM_SkySphere</w:t>
       </w:r>
       <w:r>
         <w:t xml:space="preserve">, </w:t>
@@ -357,7 +545,7 @@
           <w:color w:val="A02020"/>
           <w:sz w:val="19"/>
         </w:rPr>
-        <w:t>DominantDirectionalLight</w:t>
+        <w:t>Sky.M_Procedural_Sky_Daytime</w:t>
       </w:r>
       <w:r>
         <w:t xml:space="preserve">, </w:t>
@@ -368,21 +556,15 @@
           <w:color w:val="A02020"/>
           <w:sz w:val="19"/>
         </w:rPr>
-        <w:t>LightmassImportanceVolume</w:t>
+        <w:t>lut.LUT_Daytime</w:t>
       </w:r>
       <w:r>
-        <w:t xml:space="preserve">, </w:t>
+        <w:t>)</w:t>
       </w:r>
+    </w:p>
+    <w:p>
       <w:r>
-        <w:rPr>
-          <w:rFonts w:ascii="Consolas" w:hAnsi="Consolas"/>
-          <w:color w:val="A02020"/>
-          <w:sz w:val="19"/>
-        </w:rPr>
-        <w:t>StaticMeshActor</w:t>
-      </w:r>
-      <w:r>
-        <w:t>). These are assets shipped inside UDK itself, not separate third-party libraries with their own licenses. No purchased/marketplace asset packs were detected in the strings.</w:t>
+        <w:t xml:space="preserve">  These ship inside UDK itself. They are Epic content under the UDK EULA, not separately licensed libraries. The map references them by name and does not copy them into the file. No purchased, marketplace or custom asset packages are referenced.</w:t>
       </w:r>
     </w:p>
     <w:p>
@@ -398,7 +580,7 @@
         <w:pStyle w:val="ListNumber"/>
       </w:pPr>
       <w:r>
-        <w:t>On a Windows machine, install a 2012–2013-era Unreal Development Kit (UDK) build (engine package version 865 or compatible).</w:t>
+        <w:t>On a Windows machine, install a UDK build that can load Unreal Engine 3 package version 865 (see Technical Requirements).</w:t>
       </w:r>
     </w:p>
     <w:p>
@@ -406,7 +588,7 @@
         <w:pStyle w:val="ListNumber"/>
       </w:pPr>
       <w:r>
-        <w:t>Clone this repo:</w:t>
+        <w:t>Clone this repo. Archived repos can still be cloned.</w:t>
       </w:r>
     </w:p>
     <w:p>
@@ -437,7 +619,7 @@
         <w:t>June_1_Team3_Map.udk</w:t>
       </w:r>
       <w:r>
-        <w:t xml:space="preserve"> into your UDK content directory, conventionally:</w:t>
+        <w:t xml:space="preserve"> into your UDK content directory. By standard UDK convention (not defined by this repo) that is:</w:t>
       </w:r>
     </w:p>
     <w:p>
@@ -461,6 +643,11 @@
       </w:r>
     </w:p>
     <w:p>
+      <w:r>
+        <w:t>These steps follow the standard UDK workflow. They are not scripted or verifiable from this repo.</w:t>
+      </w:r>
+    </w:p>
+    <w:p>
       <w:pPr>
         <w:pStyle w:val="ListBullet"/>
       </w:pPr>
@@ -471,7 +658,7 @@
         <w:t>Open in editor:</w:t>
       </w:r>
       <w:r>
-        <w:t xml:space="preserve"> Launch the UDK Editor (</w:t>
+        <w:t xml:space="preserve"> start the UDK Editor (</w:t>
       </w:r>
       <w:r>
         <w:rPr>
@@ -482,7 +669,7 @@
         <w:t>UDK.exe editor</w:t>
       </w:r>
       <w:r>
-        <w:t xml:space="preserve">) and use File → Open to load </w:t>
+        <w:t xml:space="preserve"> from the UDK install's binaries folder, or the UDK Editor shortcut). Use File → Open to load </w:t>
       </w:r>
       <w:r>
         <w:rPr>
@@ -493,7 +680,7 @@
         <w:t>June_1_Team3_Map.udk</w:t>
       </w:r>
       <w:r>
-        <w:t>, or double-click the file from within the editor content browser.</w:t>
+        <w:t>.</w:t>
       </w:r>
     </w:p>
     <w:p>
@@ -507,7 +694,21 @@
         <w:t>Play:</w:t>
       </w:r>
       <w:r>
-        <w:t xml:space="preserve"> Use "Play In Editor" (PIE) inside the UDK Editor to walk the level.</w:t>
+        <w:t xml:space="preserve"> use Play In Editor (PIE) inside the UDK Editor to walk the level.</w:t>
+      </w:r>
+    </w:p>
+    <w:p>
+      <w:pPr>
+        <w:pStyle w:val="ListBullet"/>
+      </w:pPr>
+      <w:r>
+        <w:rPr>
+          <w:b/>
+        </w:rPr>
+        <w:t>Rebuild lighting:</w:t>
+      </w:r>
+      <w:r>
+        <w:t xml:space="preserve"> Build → Build Lighting. The file already contains baked lightmaps and shadowmaps.</w:t>
       </w:r>
     </w:p>
     <w:p>
@@ -521,7 +722,7 @@
         <w:t>Cook/package:</w:t>
       </w:r>
       <w:r>
-        <w:t xml:space="preserve"> From the UDK Frontend you can cook the map for a standalone build; this requires the full UDK toolchain and is outside what this repo provides.</w:t>
+        <w:t xml:space="preserve"> to make a standalone build, cook the map with UDK's Unreal Frontend. This needs the full UDK toolchain and is outside what this repo provides.</w:t>
       </w:r>
     </w:p>
     <w:p>
@@ -538,7 +739,7 @@
         <w:t>no automated build</w:t>
       </w:r>
       <w:r>
-        <w:t xml:space="preserve"> (no Makefile/CI). The artifact is the map file itself.</w:t>
+        <w:t>: no Makefile, scripts or CI. The deliverable is the map file itself.</w:t>
       </w:r>
     </w:p>
     <w:p>
@@ -551,7 +752,7 @@
     </w:p>
     <w:p>
       <w:r>
-        <w:t>Open the map in UDK and inspect/play the level. It is a level-design prototype; gameplay behavior depends on whatever GameInfo the UDK install defaults to.</w:t>
+        <w:t>Open the map in UDK, inspect it, and play it with PIE. The map does not override the game type, so gameplay uses the UDK install's default GameInfo. The level content is minimal (see Architecture).</w:t>
       </w:r>
     </w:p>
     <w:p>
@@ -567,7 +768,16 @@
         <w:pStyle w:val="ListBullet"/>
       </w:pPr>
       <w:r>
-        <w:t>Single Unreal Engine 3 binary package (</w:t>
+        <w:t xml:space="preserve">The repo holds one </w:t>
+      </w:r>
+      <w:r>
+        <w:rPr>
+          <w:b/>
+        </w:rPr>
+        <w:t>uncooked, uncompressed</w:t>
+      </w:r>
+      <w:r>
+        <w:t xml:space="preserve"> Unreal Engine 3 map package (</w:t>
       </w:r>
       <w:r>
         <w:rPr>
@@ -578,7 +788,7 @@
         <w:t>.udk</w:t>
       </w:r>
       <w:r>
-        <w:t>).</w:t>
+        <w:t>): cooker version 0, with the "cooked" package flag clear.</w:t>
       </w:r>
     </w:p>
     <w:p>
@@ -586,7 +796,23 @@
         <w:pStyle w:val="ListBullet"/>
       </w:pPr>
       <w:r>
-        <w:t xml:space="preserve">Internally it is a standard UE3 map: a </w:t>
+        <w:t>The package has 182 names, 51 imports and 36 exports. Its contents:</w:t>
+      </w:r>
+    </w:p>
+    <w:p>
+      <w:pPr>
+        <w:pStyle w:val="ListBullet2"/>
+      </w:pPr>
+      <w:r>
+        <w:rPr>
+          <w:rFonts w:ascii="Consolas" w:hAnsi="Consolas"/>
+          <w:color w:val="A02020"/>
+          <w:sz w:val="19"/>
+        </w:rPr>
+        <w:t>World</w:t>
+      </w:r>
+      <w:r>
+        <w:t xml:space="preserve"> / </w:t>
       </w:r>
       <w:r>
         <w:rPr>
@@ -594,7 +820,245 @@
           <w:color w:val="A02020"/>
           <w:sz w:val="19"/>
         </w:rPr>
-        <w:t>LevelInfo</w:t>
+        <w:t>PersistentLevel</w:t>
+      </w:r>
+      <w:r>
+        <w:t xml:space="preserve"> with a </w:t>
+      </w:r>
+      <w:r>
+        <w:rPr>
+          <w:rFonts w:ascii="Consolas" w:hAnsi="Consolas"/>
+          <w:color w:val="A02020"/>
+          <w:sz w:val="19"/>
+        </w:rPr>
+        <w:t>WorldInfo</w:t>
+      </w:r>
+      <w:r>
+        <w:t xml:space="preserve">, whose lighting quality is set to Production and whose post-process settings use the stock </w:t>
+      </w:r>
+      <w:r>
+        <w:rPr>
+          <w:rFonts w:ascii="Consolas" w:hAnsi="Consolas"/>
+          <w:color w:val="A02020"/>
+          <w:sz w:val="19"/>
+        </w:rPr>
+        <w:t>MapTemplates.lut.LUT_Daytime</w:t>
+      </w:r>
+      <w:r>
+        <w:t xml:space="preserve"> colour-grading LUT.</w:t>
+      </w:r>
+    </w:p>
+    <w:p>
+      <w:pPr>
+        <w:pStyle w:val="ListBullet2"/>
+      </w:pPr>
+      <w:r>
+        <w:t xml:space="preserve">Lighting and atmosphere: a </w:t>
+      </w:r>
+      <w:r>
+        <w:rPr>
+          <w:rFonts w:ascii="Consolas" w:hAnsi="Consolas"/>
+          <w:color w:val="A02020"/>
+          <w:sz w:val="19"/>
+        </w:rPr>
+        <w:t>DominantDirectionalLight</w:t>
+      </w:r>
+      <w:r>
+        <w:t xml:space="preserve">, an </w:t>
+      </w:r>
+      <w:r>
+        <w:rPr>
+          <w:rFonts w:ascii="Consolas" w:hAnsi="Consolas"/>
+          <w:color w:val="A02020"/>
+          <w:sz w:val="19"/>
+        </w:rPr>
+        <w:t>ExponentialHeightFog</w:t>
+      </w:r>
+      <w:r>
+        <w:t xml:space="preserve"> and a </w:t>
+      </w:r>
+      <w:r>
+        <w:rPr>
+          <w:rFonts w:ascii="Consolas" w:hAnsi="Consolas"/>
+          <w:color w:val="A02020"/>
+          <w:sz w:val="19"/>
+        </w:rPr>
+        <w:t>LightmassImportanceVolume</w:t>
+      </w:r>
+      <w:r>
+        <w:t>.</w:t>
+      </w:r>
+    </w:p>
+    <w:p>
+      <w:pPr>
+        <w:pStyle w:val="ListBullet2"/>
+      </w:pPr>
+      <w:r>
+        <w:t xml:space="preserve">Two </w:t>
+      </w:r>
+      <w:r>
+        <w:rPr>
+          <w:rFonts w:ascii="Consolas" w:hAnsi="Consolas"/>
+          <w:color w:val="A02020"/>
+          <w:sz w:val="19"/>
+        </w:rPr>
+        <w:t>StaticMeshActor</w:t>
+      </w:r>
+      <w:r>
+        <w:t xml:space="preserve">s: the stock </w:t>
+      </w:r>
+      <w:r>
+        <w:rPr>
+          <w:rFonts w:ascii="Consolas" w:hAnsi="Consolas"/>
+          <w:color w:val="A02020"/>
+          <w:sz w:val="19"/>
+        </w:rPr>
+        <w:t>MapTemplates.SM_Template_Map_Floor</w:t>
+      </w:r>
+      <w:r>
+        <w:t xml:space="preserve"> floor and one </w:t>
+      </w:r>
+      <w:r>
+        <w:rPr>
+          <w:rFonts w:ascii="Consolas" w:hAnsi="Consolas"/>
+          <w:color w:val="A02020"/>
+          <w:sz w:val="19"/>
+        </w:rPr>
+        <w:t>EditorMeshes.TexPropCube</w:t>
+      </w:r>
+      <w:r>
+        <w:t xml:space="preserve"> prop cube, both using </w:t>
+      </w:r>
+      <w:r>
+        <w:rPr>
+          <w:rFonts w:ascii="Consolas" w:hAnsi="Consolas"/>
+          <w:color w:val="A02020"/>
+          <w:sz w:val="19"/>
+        </w:rPr>
+        <w:t>Engine_MI_Shaders.M_ES_Phong_Opaque_Master_01</w:t>
+      </w:r>
+      <w:r>
+        <w:t>.</w:t>
+      </w:r>
+    </w:p>
+    <w:p>
+      <w:pPr>
+        <w:pStyle w:val="ListBullet2"/>
+      </w:pPr>
+      <w:r>
+        <w:t xml:space="preserve">One </w:t>
+      </w:r>
+      <w:r>
+        <w:rPr>
+          <w:rFonts w:ascii="Consolas" w:hAnsi="Consolas"/>
+          <w:color w:val="A02020"/>
+          <w:sz w:val="19"/>
+        </w:rPr>
+        <w:t>PlayerStart</w:t>
+      </w:r>
+      <w:r>
+        <w:t>.</w:t>
+      </w:r>
+    </w:p>
+    <w:p>
+      <w:pPr>
+        <w:pStyle w:val="ListBullet2"/>
+      </w:pPr>
+      <w:r>
+        <w:t xml:space="preserve">One </w:t>
+      </w:r>
+      <w:r>
+        <w:rPr>
+          <w:rFonts w:ascii="Consolas" w:hAnsi="Consolas"/>
+          <w:color w:val="A02020"/>
+          <w:sz w:val="19"/>
+        </w:rPr>
+        <w:t>InterpActor</w:t>
+      </w:r>
+      <w:r>
+        <w:t xml:space="preserve">, the sky dome: </w:t>
+      </w:r>
+      <w:r>
+        <w:rPr>
+          <w:rFonts w:ascii="Consolas" w:hAnsi="Consolas"/>
+          <w:color w:val="A02020"/>
+          <w:sz w:val="19"/>
+        </w:rPr>
+        <w:t>MapTemplates.Sky.SM_SkySphere</w:t>
+      </w:r>
+      <w:r>
+        <w:t xml:space="preserve"> at DrawScale 100 with the </w:t>
+      </w:r>
+      <w:r>
+        <w:rPr>
+          <w:rFonts w:ascii="Consolas" w:hAnsi="Consolas"/>
+          <w:color w:val="A02020"/>
+          <w:sz w:val="19"/>
+        </w:rPr>
+        <w:t>M_Procedural_Sky_Daytime</w:t>
+      </w:r>
+      <w:r>
+        <w:t xml:space="preserve"> material.</w:t>
+      </w:r>
+    </w:p>
+    <w:p>
+      <w:pPr>
+        <w:pStyle w:val="ListBullet2"/>
+      </w:pPr>
+      <w:r>
+        <w:t>The editor's default builder brush (</w:t>
+      </w:r>
+      <w:r>
+        <w:rPr>
+          <w:rFonts w:ascii="Consolas" w:hAnsi="Consolas"/>
+          <w:color w:val="A02020"/>
+          <w:sz w:val="19"/>
+        </w:rPr>
+        <w:t>Brush_0</w:t>
+      </w:r>
+      <w:r>
+        <w:t xml:space="preserve"> + Model </w:t>
+      </w:r>
+      <w:r>
+        <w:rPr>
+          <w:rFonts w:ascii="Consolas" w:hAnsi="Consolas"/>
+          <w:color w:val="A02020"/>
+          <w:sz w:val="19"/>
+        </w:rPr>
+        <w:t>Brush</w:t>
+      </w:r>
+      <w:r>
+        <w:t xml:space="preserve"> + </w:t>
+      </w:r>
+      <w:r>
+        <w:rPr>
+          <w:rFonts w:ascii="Consolas" w:hAnsi="Consolas"/>
+          <w:color w:val="A02020"/>
+          <w:sz w:val="19"/>
+        </w:rPr>
+        <w:t>Polys_1</w:t>
+      </w:r>
+      <w:r>
+        <w:t xml:space="preserve">, present in every UE3 level) and one editor </w:t>
+      </w:r>
+      <w:r>
+        <w:rPr>
+          <w:rFonts w:ascii="Consolas" w:hAnsi="Consolas"/>
+          <w:color w:val="A02020"/>
+          <w:sz w:val="19"/>
+        </w:rPr>
+        <w:t>BookMark</w:t>
+      </w:r>
+      <w:r>
+        <w:t>. The level BSP (</w:t>
+      </w:r>
+      <w:r>
+        <w:rPr>
+          <w:rFonts w:ascii="Consolas" w:hAnsi="Consolas"/>
+          <w:color w:val="A02020"/>
+          <w:sz w:val="19"/>
+        </w:rPr>
+        <w:t>Model_0</w:t>
       </w:r>
       <w:r>
         <w:t>/</w:t>
@@ -605,10 +1069,18 @@
           <w:color w:val="A02020"/>
           <w:sz w:val="19"/>
         </w:rPr>
-        <w:t>WorldInfo</w:t>
+        <w:t>Polys_20</w:t>
       </w:r>
       <w:r>
-        <w:t xml:space="preserve">, lighting actors (a </w:t>
+        <w:t>) is empty, so there is no authored CSG geometry.</w:t>
+      </w:r>
+    </w:p>
+    <w:p>
+      <w:pPr>
+        <w:pStyle w:val="ListBullet2"/>
+      </w:pPr>
+      <w:r>
+        <w:t xml:space="preserve">Baked </w:t>
       </w:r>
       <w:r>
         <w:rPr>
@@ -616,10 +1088,29 @@
           <w:color w:val="A02020"/>
           <w:sz w:val="19"/>
         </w:rPr>
-        <w:t>DominantDirectionalLight</w:t>
+        <w:t>LightMapTexture2D</w:t>
       </w:r>
       <w:r>
-        <w:t>, Lightmass importance volume), static-mesh actors, and material/lightmap/shadowmap texture data baked into the package. There is no scripting (UnrealScript) source in the repo — only the cooked/editor map package.</w:t>
+        <w:t xml:space="preserve"> / </w:t>
+      </w:r>
+      <w:r>
+        <w:rPr>
+          <w:rFonts w:ascii="Consolas" w:hAnsi="Consolas"/>
+          <w:color w:val="A02020"/>
+          <w:sz w:val="19"/>
+        </w:rPr>
+        <w:t>ShadowMapTexture2D</w:t>
+      </w:r>
+      <w:r>
+        <w:t xml:space="preserve"> data. This is about 4.09 MB, roughly 99% of the file.</w:t>
+      </w:r>
+    </w:p>
+    <w:p>
+      <w:pPr>
+        <w:pStyle w:val="ListBullet"/>
+      </w:pPr>
+      <w:r>
+        <w:t>The map has no Kismet sequences, no Matinee data, no custom meshes, materials or textures, and no UnrealScript. The map contains only stock UDK content matching UDK's daytime new-map template (floor, a TexPropCube prop, a sky sphere, dominant directional light, height fog, Lightmass importance volume and a player start, plus the editor builder brush), with baked lighting. No further authored geometry, scripting or custom assets are present.</w:t>
       </w:r>
     </w:p>
     <w:p>
@@ -633,7 +1124,7 @@
         <w:t>Data flow:</w:t>
       </w:r>
       <w:r>
-        <w:t xml:space="preserve"> none at the repo level; the file is consumed entirely by the UDK editor/runtime.</w:t>
+        <w:t xml:space="preserve"> none at the repo level. The UDK editor and runtime consume the file directly.</w:t>
       </w:r>
     </w:p>
     <w:p>
@@ -655,7 +1146,7 @@
         <w:t>Epic Games Unreal Development Kit / Unreal Engine 3</w:t>
       </w:r>
       <w:r>
-        <w:t xml:space="preserve"> — the only external system. The file is meaningless outside a UDK install.</w:t>
+        <w:t xml:space="preserve"> is the only external system. The file cannot be used outside a UDK install.</w:t>
       </w:r>
     </w:p>
     <w:p>
@@ -663,7 +1154,7 @@
         <w:pStyle w:val="ListBullet"/>
       </w:pPr>
       <w:r>
-        <w:t>No network services, APIs, cloud, sibling repos, or hardware integrations.</w:t>
+        <w:t>There are no network services, APIs, cloud services or hardware integrations. It does not connect to any other repo in the portfolio or to the self-hosted fleet server, and has no self-update or self-report.</w:t>
       </w:r>
     </w:p>
     <w:p>
@@ -679,7 +1170,7 @@
         <w:pStyle w:val="ListBullet"/>
       </w:pPr>
       <w:r>
-        <w:t xml:space="preserve">None. No </w:t>
+        <w:t xml:space="preserve">None. The repo has no </w:t>
       </w:r>
       <w:r>
         <w:rPr>
@@ -690,7 +1181,15 @@
         <w:t>.env</w:t>
       </w:r>
       <w:r>
-        <w:t>, config files, keys, tokens, or credentials are present or required. A string scan of the binary found no secrets, no embedded file paths, and no usernames/emails.</w:t>
+        <w:t xml:space="preserve"> or config files, and no keys, tokens or credentials are present or needed.</w:t>
+      </w:r>
+    </w:p>
+    <w:p>
+      <w:pPr>
+        <w:pStyle w:val="ListBullet"/>
+      </w:pPr>
+      <w:r>
+        <w:t>The binary's name table contains only engine class, property and enum names, stock asset/package names and auto-generated object names. A string scan found no embedded file paths, usernames or emails.</w:t>
       </w:r>
     </w:p>
     <w:p>
@@ -706,7 +1205,26 @@
         <w:pStyle w:val="ListBullet"/>
       </w:pPr>
       <w:r>
-        <w:t>No tests, and none are applicable (binary art asset). Validation would be manual: open in UDK and verify the level loads, lighting builds, and plays.</w:t>
+        <w:t>There are no tests and none apply, because the repo holds a binary art asset with no code and no CI (</w:t>
+      </w:r>
+      <w:r>
+        <w:rPr>
+          <w:rFonts w:ascii="Consolas" w:hAnsi="Consolas"/>
+          <w:color w:val="A02020"/>
+          <w:sz w:val="19"/>
+        </w:rPr>
+        <w:t>.github/</w:t>
+      </w:r>
+      <w:r>
+        <w:t xml:space="preserve"> is absent).</w:t>
+      </w:r>
+    </w:p>
+    <w:p>
+      <w:pPr>
+        <w:pStyle w:val="ListBullet"/>
+      </w:pPr>
+      <w:r>
+        <w:t>Validation is manual: open the map in UDK, check that it loads, rebuild lighting, and play it in PIE.</w:t>
       </w:r>
     </w:p>
     <w:p>
@@ -722,7 +1240,7 @@
         <w:pStyle w:val="ListBullet"/>
       </w:pPr>
       <w:r>
-        <w:t>README is a near-empty stub; it does not describe the map, controls, or how to open it.</w:t>
+        <w:t>There is no LICENSE file (see Third-party &amp; Licensing notes).</w:t>
       </w:r>
     </w:p>
     <w:p>
@@ -730,7 +1248,7 @@
         <w:pStyle w:val="ListBullet"/>
       </w:pPr>
       <w:r>
-        <w:t xml:space="preserve">No </w:t>
+        <w:t xml:space="preserve">There is no </w:t>
       </w:r>
       <w:r>
         <w:rPr>
@@ -741,7 +1259,7 @@
         <w:t>.gitignore</w:t>
       </w:r>
       <w:r>
-        <w:t xml:space="preserve"> (not strictly needed here, but absent).</w:t>
+        <w:t>. It is not strictly needed for a single-asset repo.</w:t>
       </w:r>
     </w:p>
     <w:p>
@@ -749,7 +1267,7 @@
         <w:pStyle w:val="ListBullet"/>
       </w:pPr>
       <w:r>
-        <w:t>No LICENSE file.</w:t>
+        <w:t>The ~3.9 MiB binary is committed directly to git without Git LFS. That is acceptable at this size (it compresses to well under 1 MiB in the git pack), but it would matter if more map revisions were added.</w:t>
       </w:r>
     </w:p>
     <w:p>
@@ -757,7 +1275,32 @@
         <w:pStyle w:val="ListBullet"/>
       </w:pPr>
       <w:r>
-        <w:t>A 3.9 MB binary is committed directly to git history with no Git LFS; acceptable at this size but worth noting if more map revisions were ever added.</w:t>
+        <w:t>Getting a compatible UDK build today may be difficult (unverified).</w:t>
+      </w:r>
+    </w:p>
+    <w:p>
+      <w:pPr>
+        <w:pStyle w:val="ListBullet"/>
+      </w:pPr>
+      <w:r>
+        <w:rPr>
+          <w:rFonts w:ascii="Consolas" w:hAnsi="Consolas"/>
+          <w:color w:val="A02020"/>
+          <w:sz w:val="19"/>
+        </w:rPr>
+        <w:t>PROJECT-DOCUMENTATION.docx</w:t>
+      </w:r>
+      <w:r>
+        <w:t xml:space="preserve"> is the Word companion of this file, but it is currently </w:t>
+      </w:r>
+      <w:r>
+        <w:rPr>
+          <w:b/>
+        </w:rPr>
+        <w:t>stale</w:t>
+      </w:r>
+      <w:r>
+        <w:t>: it still holds the earlier version ("Abandoned / archival", "2 commits", README called a stub). Regenerate it from this file before committing the doc updates.</w:t>
       </w:r>
     </w:p>
     <w:p>
@@ -776,36 +1319,10 @@
         <w:rPr>
           <w:b/>
         </w:rPr>
-        <w:t>No LICENSE file</w:t>
+        <w:t>No license has been chosen yet</w:t>
       </w:r>
       <w:r>
-        <w:t xml:space="preserve"> in the repo — default "all rights reserved" applies to the author's original level-design work.</w:t>
-      </w:r>
-    </w:p>
-    <w:p>
-      <w:pPr>
-        <w:pStyle w:val="ListBullet"/>
-      </w:pPr>
-      <w:r>
-        <w:t xml:space="preserve">The </w:t>
-      </w:r>
-      <w:r>
-        <w:rPr>
-          <w:b/>
-        </w:rPr>
-        <w:t>`.udk` file format and the referenced engine asset names are Epic Games' proprietary Unreal Engine 3 / UDK technology.</w:t>
-      </w:r>
-      <w:r>
-        <w:t xml:space="preserve"> The map cannot be opened, used, or redistributed independently of Epic's UDK, which is governed by Epic's UDK EULA. The level </w:t>
-      </w:r>
-      <w:r>
-        <w:rPr>
-          <w:i/>
-        </w:rPr>
-        <w:t>content</w:t>
-      </w:r>
-      <w:r>
-        <w:t xml:space="preserve"> (geometry/layout) authored by the team is the team's, but it is inseparable from Epic's engine format/assets.</w:t>
+        <w:t xml:space="preserve"> (there is no LICENSE file), so all rights are reserved by default. Before choosing one, consider the two points below.</w:t>
       </w:r>
     </w:p>
     <w:p>
@@ -816,19 +1333,21 @@
         <w:rPr>
           <w:b/>
         </w:rPr>
-        <w:t>Trademark sensitivity:</w:t>
+        <w:t>Epic Games IP:</w:t>
       </w:r>
       <w:r>
-        <w:t xml:space="preserve"> "Unreal", "UDK", and "Unreal Engine" are Epic Games trademarks. The repo name "UDK" and the file's dependence on Epic's format reference Epic's product. This is descriptive use (a UDK map), not a claim of affiliation, so risk is low — but a clean-room reimplementation is not meaningful here, since the deliverable </w:t>
+        <w:t xml:space="preserve"> the </w:t>
       </w:r>
       <w:r>
         <w:rPr>
-          <w:i/>
+          <w:rFonts w:ascii="Consolas" w:hAnsi="Consolas"/>
+          <w:color w:val="A02020"/>
+          <w:sz w:val="19"/>
         </w:rPr>
-        <w:t>is</w:t>
+        <w:t>.udk</w:t>
       </w:r>
       <w:r>
-        <w:t xml:space="preserve"> an Epic-format asset.</w:t>
+        <w:t xml:space="preserve"> package format and the stock engine content the map references (Engine, EngineMaterials, EditorMeshes, Engine_MI_Shaders, MapTemplates) are Epic Games' proprietary Unreal Engine 3 / UDK technology. They are governed by Epic's UDK EULA. The map cannot be opened, used or redistributed apart from UDK. No Epic assets are embedded in the file, only references to them. So there is no vendored third-party content and no NOTICE file is needed.</w:t>
       </w:r>
     </w:p>
     <w:p>
@@ -836,7 +1355,35 @@
         <w:pStyle w:val="ListBullet"/>
       </w:pPr>
       <w:r>
-        <w:t>The map was authored by a multi-person student team ("Team3"). If reused, co-author/IP attribution among the team and the school's coursework-ownership policy could apply.</w:t>
+        <w:rPr>
+          <w:b/>
+        </w:rPr>
+        <w:t>Multi-author coursework:</w:t>
+      </w:r>
+      <w:r>
+        <w:t xml:space="preserve"> the filename and README point to a team course project. Any reuse or relicensing may need agreement from the co-authors, and may be subject to the institution's coursework-ownership policy.</w:t>
+      </w:r>
+    </w:p>
+    <w:p>
+      <w:pPr>
+        <w:pStyle w:val="ListBullet"/>
+      </w:pPr>
+      <w:r>
+        <w:rPr>
+          <w:b/>
+        </w:rPr>
+        <w:t>Trademark in identity:</w:t>
+      </w:r>
+      <w:r>
+        <w:t xml:space="preserve"> "Unreal", "UDK" and "Unreal Engine" are Epic Games trademarks, and the repo name is "UDK". This is descriptive use (it is a UDK map) with no claim of affiliation, so the risk is low.</w:t>
+      </w:r>
+    </w:p>
+    <w:p>
+      <w:pPr>
+        <w:pStyle w:val="ListBullet"/>
+      </w:pPr>
+      <w:r>
+        <w:t>No copyleft (GPL/LGPL/MPL/AGPL) components are present.</w:t>
       </w:r>
     </w:p>
     <w:p>
@@ -852,7 +1399,13 @@
         <w:pStyle w:val="ListBullet"/>
       </w:pPr>
       <w:r>
-        <w:t>No secrets, credentials, keys, tokens, or PII found in the working tree or in the (2-commit) history.</w:t>
+        <w:rPr>
+          <w:b/>
+        </w:rPr>
+        <w:t>Trust boundary / auth model:</w:t>
+      </w:r>
+      <w:r>
+        <w:t xml:space="preserve"> none. The repo holds a static binary asset with no code, no network access and no authentication.</w:t>
       </w:r>
     </w:p>
     <w:p>
@@ -860,7 +1413,13 @@
         <w:pStyle w:val="ListBullet"/>
       </w:pPr>
       <w:r>
-        <w:t>No code, so no injection / eval / TLS / WebView / permission issues are possible.</w:t>
+        <w:rPr>
+          <w:b/>
+        </w:rPr>
+        <w:t>Secrets:</w:t>
+      </w:r>
+      <w:r>
+        <w:t xml:space="preserve"> none are needed and none are stored, in either the working tree or the git history.</w:t>
       </w:r>
     </w:p>
     <w:p>
@@ -868,15 +1427,13 @@
         <w:pStyle w:val="ListBullet"/>
       </w:pPr>
       <w:r>
-        <w:t>Only residual concern is generic: opening untrusted binary game-engine packages in an editor always carries some parser-exploit risk, but this file is the author's own and benign.</w:t>
+        <w:rPr>
+          <w:b/>
+        </w:rPr>
+        <w:t>Risk categories (high level):</w:t>
       </w:r>
-    </w:p>
-    <w:p>
-      <w:pPr>
-        <w:pStyle w:val="ListBullet"/>
-      </w:pPr>
       <w:r>
-        <w:t>Overall: clean.</w:t>
+        <w:t xml:space="preserve"> loading binary packages into legacy, unmaintained editor software is a generic risk. The file is the author's own.</w:t>
       </w:r>
     </w:p>
     <w:sectPr>
